--- a/samples/contract-supply-sharma.docx
+++ b/samples/contract-supply-sharma.docx
@@ -13,7 +13,7 @@
     </w:p>
     <w:p>
       <w:r>
-        <w:t>This Supply Agreement is made on 1 April 2026 between:</w:t>
+        <w:t>This Supply Agreement is made on 2 April 2026 between:</w:t>
       </w:r>
     </w:p>
     <w:p>
@@ -55,7 +55,7 @@
     </w:p>
     <w:p>
       <w:r>
-        <w:t>This Agreement is effective from 1 April 2026 and shall continue until 1 April 2027. The parties may renew it by mutual written agreement at least thirty (30) days before expiry.</w:t>
+        <w:t>This Agreement is effective from 2 April 2026 and shall continue until 2 April 2027. The parties may renew it by mutual written agreement at least thirty (30) days before expiry.</w:t>
       </w:r>
     </w:p>
     <w:p>
